--- a/SQL_database/Завязка проекта.docx
+++ b/SQL_database/Завязка проекта.docx
@@ -655,7 +655,6 @@
         <w:t xml:space="preserve">ID </w:t>
       </w:r>
       <w:proofErr w:type="spellStart"/>
-      <w:proofErr w:type="gramStart"/>
       <w:r>
         <w:rPr>
           <w:rFonts w:ascii="Times New Roman" w:hAnsi="Times New Roman" w:cs="Times New Roman"/>
@@ -681,7 +680,6 @@
         <w:t>Общая</w:t>
       </w:r>
       <w:proofErr w:type="spellEnd"/>
-      <w:proofErr w:type="gramEnd"/>
       <w:r>
         <w:rPr>
           <w:rFonts w:ascii="Times New Roman" w:hAnsi="Times New Roman" w:cs="Times New Roman"/>
@@ -1080,25 +1078,7 @@
           <w:sz w:val="24"/>
           <w:szCs w:val="24"/>
         </w:rPr>
-        <w:t xml:space="preserve"> </w:t>
-      </w:r>
-      <w:proofErr w:type="gramStart"/>
-      <w:r>
-        <w:rPr>
-          <w:rFonts w:ascii="Times New Roman" w:hAnsi="Times New Roman" w:cs="Times New Roman"/>
-          <w:sz w:val="24"/>
-          <w:szCs w:val="24"/>
-        </w:rPr>
-        <w:t>VARCHAR(</w:t>
-      </w:r>
-      <w:proofErr w:type="gramEnd"/>
-      <w:r>
-        <w:rPr>
-          <w:rFonts w:ascii="Times New Roman" w:hAnsi="Times New Roman" w:cs="Times New Roman"/>
-          <w:sz w:val="24"/>
-          <w:szCs w:val="24"/>
-        </w:rPr>
-        <w:t xml:space="preserve">20) — скорее всего, маловато. </w:t>
+        <w:t xml:space="preserve"> VARCHAR(20) — скорее всего, маловато. </w:t>
       </w:r>
       <w:proofErr w:type="spellStart"/>
       <w:r>
@@ -1299,7 +1279,6 @@
         </w:rPr>
         <w:t xml:space="preserve"> </w:t>
       </w:r>
-      <w:proofErr w:type="gramStart"/>
       <w:r>
         <w:rPr>
           <w:rFonts w:ascii="Times New Roman" w:hAnsi="Times New Roman" w:cs="Times New Roman"/>
@@ -1307,9 +1286,16 @@
           <w:szCs w:val="24"/>
           <w:lang w:val="en-US"/>
         </w:rPr>
-        <w:t>NUMERIC(</w:t>
-      </w:r>
-      <w:proofErr w:type="gramEnd"/>
+        <w:t xml:space="preserve">NUMERIC(5,3) — </w:t>
+      </w:r>
+      <w:r>
+        <w:rPr>
+          <w:rFonts w:ascii="Times New Roman" w:hAnsi="Times New Roman" w:cs="Times New Roman"/>
+          <w:sz w:val="24"/>
+          <w:szCs w:val="24"/>
+        </w:rPr>
+        <w:t>т</w:t>
+      </w:r>
       <w:r>
         <w:rPr>
           <w:rFonts w:ascii="Times New Roman" w:hAnsi="Times New Roman" w:cs="Times New Roman"/>
@@ -1317,15 +1303,15 @@
           <w:szCs w:val="24"/>
           <w:lang w:val="en-US"/>
         </w:rPr>
-        <w:t xml:space="preserve">5,3) — </w:t>
-      </w:r>
-      <w:r>
-        <w:rPr>
-          <w:rFonts w:ascii="Times New Roman" w:hAnsi="Times New Roman" w:cs="Times New Roman"/>
-          <w:sz w:val="24"/>
-          <w:szCs w:val="24"/>
-        </w:rPr>
-        <w:t>т</w:t>
+        <w:t>.</w:t>
+      </w:r>
+      <w:r>
+        <w:rPr>
+          <w:rFonts w:ascii="Times New Roman" w:hAnsi="Times New Roman" w:cs="Times New Roman"/>
+          <w:sz w:val="24"/>
+          <w:szCs w:val="24"/>
+        </w:rPr>
+        <w:t>е</w:t>
       </w:r>
       <w:r>
         <w:rPr>
@@ -1334,15 +1320,15 @@
           <w:szCs w:val="24"/>
           <w:lang w:val="en-US"/>
         </w:rPr>
-        <w:t>.</w:t>
-      </w:r>
-      <w:r>
-        <w:rPr>
-          <w:rFonts w:ascii="Times New Roman" w:hAnsi="Times New Roman" w:cs="Times New Roman"/>
-          <w:sz w:val="24"/>
-          <w:szCs w:val="24"/>
-        </w:rPr>
-        <w:t>е</w:t>
+        <w:t xml:space="preserve">. </w:t>
+      </w:r>
+      <w:r>
+        <w:rPr>
+          <w:rFonts w:ascii="Times New Roman" w:hAnsi="Times New Roman" w:cs="Times New Roman"/>
+          <w:sz w:val="24"/>
+          <w:szCs w:val="24"/>
+        </w:rPr>
+        <w:t>максимум</w:t>
       </w:r>
       <w:r>
         <w:rPr>
@@ -1351,23 +1337,6 @@
           <w:szCs w:val="24"/>
           <w:lang w:val="en-US"/>
         </w:rPr>
-        <w:t xml:space="preserve">. </w:t>
-      </w:r>
-      <w:r>
-        <w:rPr>
-          <w:rFonts w:ascii="Times New Roman" w:hAnsi="Times New Roman" w:cs="Times New Roman"/>
-          <w:sz w:val="24"/>
-          <w:szCs w:val="24"/>
-        </w:rPr>
-        <w:t>максимум</w:t>
-      </w:r>
-      <w:r>
-        <w:rPr>
-          <w:rFonts w:ascii="Times New Roman" w:hAnsi="Times New Roman" w:cs="Times New Roman"/>
-          <w:sz w:val="24"/>
-          <w:szCs w:val="24"/>
-          <w:lang w:val="en-US"/>
-        </w:rPr>
         <w:t xml:space="preserve"> 99.999. </w:t>
       </w:r>
       <w:r>
@@ -1396,7 +1365,6 @@
         </w:rPr>
         <w:t xml:space="preserve">, но </w:t>
       </w:r>
-      <w:proofErr w:type="gramStart"/>
       <w:r>
         <w:rPr>
           <w:rFonts w:ascii="Times New Roman" w:hAnsi="Times New Roman" w:cs="Times New Roman"/>
@@ -1411,42 +1379,15 @@
           <w:sz w:val="24"/>
           <w:szCs w:val="24"/>
         </w:rPr>
-        <w:t xml:space="preserve"> NUMERIC</w:t>
-      </w:r>
-      <w:proofErr w:type="gramEnd"/>
-      <w:r>
-        <w:rPr>
-          <w:rFonts w:ascii="Times New Roman" w:hAnsi="Times New Roman" w:cs="Times New Roman"/>
-          <w:sz w:val="24"/>
-          <w:szCs w:val="24"/>
-        </w:rPr>
-        <w:t xml:space="preserve">(7,3) </w:t>
-      </w:r>
-      <w:proofErr w:type="gramStart"/>
-      <w:r>
-        <w:rPr>
-          <w:rFonts w:ascii="Times New Roman" w:hAnsi="Times New Roman" w:cs="Times New Roman"/>
-          <w:sz w:val="24"/>
-          <w:szCs w:val="24"/>
-        </w:rPr>
-        <w:t xml:space="preserve">или </w:t>
-      </w:r>
-      <w:r>
-        <w:rPr>
-          <w:rFonts w:ascii="Times New Roman" w:hAnsi="Times New Roman" w:cs="Times New Roman"/>
-          <w:sz w:val="24"/>
-          <w:szCs w:val="24"/>
-        </w:rPr>
-        <w:t xml:space="preserve"> вообще</w:t>
-      </w:r>
-      <w:proofErr w:type="gramEnd"/>
-      <w:r>
-        <w:rPr>
-          <w:rFonts w:ascii="Times New Roman" w:hAnsi="Times New Roman" w:cs="Times New Roman"/>
-          <w:sz w:val="24"/>
-          <w:szCs w:val="24"/>
-        </w:rPr>
-        <w:t xml:space="preserve"> </w:t>
+        <w:t xml:space="preserve"> NUMERIC(7,3) или </w:t>
+      </w:r>
+      <w:r>
+        <w:rPr>
+          <w:rFonts w:ascii="Times New Roman" w:hAnsi="Times New Roman" w:cs="Times New Roman"/>
+          <w:sz w:val="24"/>
+          <w:szCs w:val="24"/>
+        </w:rPr>
+        <w:t xml:space="preserve"> вообще </w:t>
       </w:r>
       <w:r>
         <w:rPr>
@@ -1520,7 +1461,6 @@
         </w:rPr>
       </w:pPr>
       <w:proofErr w:type="spellStart"/>
-      <w:proofErr w:type="gramStart"/>
       <w:r>
         <w:rPr>
           <w:rFonts w:ascii="Times New Roman" w:hAnsi="Times New Roman" w:cs="Times New Roman"/>
@@ -1544,33 +1484,15 @@
           <w:sz w:val="24"/>
           <w:szCs w:val="24"/>
         </w:rPr>
-        <w:t>Отлично</w:t>
-      </w:r>
-      <w:proofErr w:type="gramEnd"/>
-      <w:r>
-        <w:rPr>
-          <w:rFonts w:ascii="Times New Roman" w:hAnsi="Times New Roman" w:cs="Times New Roman"/>
-          <w:sz w:val="24"/>
-          <w:szCs w:val="24"/>
-        </w:rPr>
-        <w:t xml:space="preserve">, что есть </w:t>
-      </w:r>
-      <w:r>
-        <w:rPr>
-          <w:rFonts w:ascii="Times New Roman" w:hAnsi="Times New Roman" w:cs="Times New Roman"/>
-          <w:sz w:val="24"/>
-          <w:szCs w:val="24"/>
-        </w:rPr>
-        <w:t xml:space="preserve">проверка на </w:t>
-      </w:r>
-      <w:proofErr w:type="gramStart"/>
-      <w:r>
-        <w:rPr>
-          <w:rFonts w:ascii="Times New Roman" w:hAnsi="Times New Roman" w:cs="Times New Roman"/>
-          <w:sz w:val="24"/>
-          <w:szCs w:val="24"/>
-        </w:rPr>
-        <w:t xml:space="preserve">отрицательность  </w:t>
+        <w:t xml:space="preserve">Отлично, что есть </w:t>
+      </w:r>
+      <w:r>
+        <w:rPr>
+          <w:rFonts w:ascii="Times New Roman" w:hAnsi="Times New Roman" w:cs="Times New Roman"/>
+          <w:sz w:val="24"/>
+          <w:szCs w:val="24"/>
+        </w:rPr>
+        <w:t xml:space="preserve">проверка на отрицательность  </w:t>
       </w:r>
       <w:proofErr w:type="spellStart"/>
       <w:r>
@@ -1579,16 +1501,7 @@
           <w:sz w:val="24"/>
           <w:szCs w:val="24"/>
         </w:rPr>
-        <w:t>цены</w:t>
-      </w:r>
-      <w:proofErr w:type="gramEnd"/>
-      <w:r>
-        <w:rPr>
-          <w:rFonts w:ascii="Times New Roman" w:hAnsi="Times New Roman" w:cs="Times New Roman"/>
-          <w:sz w:val="24"/>
-          <w:szCs w:val="24"/>
-        </w:rPr>
-        <w:t>.</w:t>
+        <w:t>цены.</w:t>
       </w:r>
       <w:r>
         <w:rPr>
@@ -1608,7 +1521,6 @@
         <w:t xml:space="preserve"> (</w:t>
       </w:r>
       <w:proofErr w:type="spellStart"/>
-      <w:proofErr w:type="gramStart"/>
       <w:r>
         <w:rPr>
           <w:rFonts w:ascii="Times New Roman" w:hAnsi="Times New Roman" w:cs="Times New Roman"/>
@@ -1624,16 +1536,7 @@
           <w:sz w:val="24"/>
           <w:szCs w:val="24"/>
         </w:rPr>
-        <w:t xml:space="preserve"> &gt;</w:t>
-      </w:r>
-      <w:proofErr w:type="gramEnd"/>
-      <w:r>
-        <w:rPr>
-          <w:rFonts w:ascii="Times New Roman" w:hAnsi="Times New Roman" w:cs="Times New Roman"/>
-          <w:sz w:val="24"/>
-          <w:szCs w:val="24"/>
-        </w:rPr>
-        <w:t xml:space="preserve"> 0.00) — супер.</w:t>
+        <w:t xml:space="preserve"> &gt; 0.00) — супер.</w:t>
       </w:r>
       <w:r>
         <w:rPr>
@@ -1643,7 +1546,6 @@
         </w:rPr>
         <w:t xml:space="preserve"> </w:t>
       </w:r>
-      <w:proofErr w:type="gramStart"/>
       <w:r>
         <w:rPr>
           <w:rFonts w:ascii="Times New Roman" w:hAnsi="Times New Roman" w:cs="Times New Roman"/>
@@ -1659,16 +1561,7 @@
           <w:sz w:val="24"/>
           <w:szCs w:val="24"/>
         </w:rPr>
-        <w:t>UMERIC(</w:t>
-      </w:r>
-      <w:proofErr w:type="gramEnd"/>
-      <w:r>
-        <w:rPr>
-          <w:rFonts w:ascii="Times New Roman" w:hAnsi="Times New Roman" w:cs="Times New Roman"/>
-          <w:sz w:val="24"/>
-          <w:szCs w:val="24"/>
-        </w:rPr>
-        <w:t>6,2) — до 9999.99. Для многих задач хватит.</w:t>
+        <w:t>UMERIC(6,2) — до 9999.99. Для многих задач хватит.</w:t>
       </w:r>
     </w:p>
     <w:p>
@@ -2170,16 +2063,7 @@
           <w:sz w:val="24"/>
           <w:szCs w:val="24"/>
         </w:rPr>
-        <w:t>discount_</w:t>
-      </w:r>
-      <w:proofErr w:type="gramStart"/>
-      <w:r>
-        <w:rPr>
-          <w:rFonts w:ascii="Times New Roman" w:hAnsi="Times New Roman" w:cs="Times New Roman"/>
-          <w:sz w:val="24"/>
-          <w:szCs w:val="24"/>
-        </w:rPr>
-        <w:t>percent</w:t>
+        <w:t>discount_percent</w:t>
       </w:r>
       <w:proofErr w:type="spellEnd"/>
       <w:r>
@@ -2204,16 +2088,7 @@
           <w:sz w:val="24"/>
           <w:szCs w:val="24"/>
         </w:rPr>
-        <w:t>для</w:t>
-      </w:r>
-      <w:proofErr w:type="gramEnd"/>
-      <w:r>
-        <w:rPr>
-          <w:rFonts w:ascii="Times New Roman" w:hAnsi="Times New Roman" w:cs="Times New Roman"/>
-          <w:sz w:val="24"/>
-          <w:szCs w:val="24"/>
-        </w:rPr>
-        <w:t xml:space="preserve"> хранения процента скидки.</w:t>
+        <w:t>для хранения процента скидки.</w:t>
       </w:r>
     </w:p>
     <w:p>
@@ -2619,7 +2494,6 @@
         </w:rPr>
         <w:t xml:space="preserve"> в таблицу продуктов. Тип установлю </w:t>
       </w:r>
-      <w:proofErr w:type="gramStart"/>
       <w:r>
         <w:rPr>
           <w:rFonts w:ascii="Times New Roman" w:hAnsi="Times New Roman" w:cs="Times New Roman"/>
@@ -2635,16 +2509,7 @@
           <w:sz w:val="24"/>
           <w:szCs w:val="24"/>
         </w:rPr>
-        <w:t>(</w:t>
-      </w:r>
-      <w:proofErr w:type="gramEnd"/>
-      <w:r>
-        <w:rPr>
-          <w:rFonts w:ascii="Times New Roman" w:hAnsi="Times New Roman" w:cs="Times New Roman"/>
-          <w:sz w:val="24"/>
-          <w:szCs w:val="24"/>
-        </w:rPr>
-        <w:t>3,2)</w:t>
+        <w:t>(3,2)</w:t>
       </w:r>
       <w:r>
         <w:rPr>
@@ -4769,16 +4634,7 @@
           <w:sz w:val="24"/>
           <w:szCs w:val="24"/>
         </w:rPr>
-        <w:t xml:space="preserve">Создадим таблицу поставщиков с </w:t>
-      </w:r>
-      <w:proofErr w:type="gramStart"/>
-      <w:r>
-        <w:rPr>
-          <w:rFonts w:ascii="Times New Roman" w:hAnsi="Times New Roman" w:cs="Times New Roman"/>
-          <w:sz w:val="24"/>
-          <w:szCs w:val="24"/>
-        </w:rPr>
-        <w:t xml:space="preserve">названием  </w:t>
+        <w:t xml:space="preserve">Создадим таблицу поставщиков с названием  </w:t>
       </w:r>
       <w:proofErr w:type="spellStart"/>
       <w:r>
@@ -4790,7 +4646,6 @@
         <w:t>suppliers</w:t>
       </w:r>
       <w:proofErr w:type="spellEnd"/>
-      <w:proofErr w:type="gramEnd"/>
       <w:r>
         <w:rPr>
           <w:rFonts w:ascii="Times New Roman" w:hAnsi="Times New Roman" w:cs="Times New Roman"/>
@@ -4870,9 +4725,9 @@
           <w:szCs w:val="24"/>
           <w:lang w:val="en-US"/>
         </w:rPr>
-        <w:t>contact_</w:t>
-      </w:r>
-      <w:proofErr w:type="gramStart"/>
+        <w:t>contact_number</w:t>
+      </w:r>
+      <w:proofErr w:type="spellEnd"/>
       <w:r>
         <w:rPr>
           <w:rFonts w:ascii="Times New Roman" w:hAnsi="Times New Roman" w:cs="Times New Roman"/>
@@ -4880,27 +4735,7 @@
           <w:szCs w:val="24"/>
           <w:lang w:val="en-US"/>
         </w:rPr>
-        <w:t>number</w:t>
-      </w:r>
-      <w:proofErr w:type="spellEnd"/>
-      <w:r>
-        <w:rPr>
-          <w:rFonts w:ascii="Times New Roman" w:hAnsi="Times New Roman" w:cs="Times New Roman"/>
-          <w:sz w:val="24"/>
-          <w:szCs w:val="24"/>
-          <w:lang w:val="en-US"/>
-        </w:rPr>
-        <w:t>,  email</w:t>
-      </w:r>
-      <w:proofErr w:type="gramEnd"/>
-      <w:r>
-        <w:rPr>
-          <w:rFonts w:ascii="Times New Roman" w:hAnsi="Times New Roman" w:cs="Times New Roman"/>
-          <w:sz w:val="24"/>
-          <w:szCs w:val="24"/>
-          <w:lang w:val="en-US"/>
-        </w:rPr>
-        <w:t xml:space="preserve">, </w:t>
+        <w:t xml:space="preserve">,  email, </w:t>
       </w:r>
       <w:r>
         <w:rPr>
@@ -5135,16 +4970,7 @@
           <w:sz w:val="24"/>
           <w:szCs w:val="24"/>
         </w:rPr>
-        <w:t xml:space="preserve">В </w:t>
-      </w:r>
-      <w:proofErr w:type="gramStart"/>
-      <w:r>
-        <w:rPr>
-          <w:rFonts w:ascii="Times New Roman" w:hAnsi="Times New Roman" w:cs="Times New Roman"/>
-          <w:sz w:val="24"/>
-          <w:szCs w:val="24"/>
-        </w:rPr>
-        <w:t>т</w:t>
+        <w:t>В т</w:t>
       </w:r>
       <w:r>
         <w:rPr>
@@ -5184,16 +5010,7 @@
           <w:sz w:val="24"/>
           <w:szCs w:val="24"/>
         </w:rPr>
-        <w:t>заказанных</w:t>
-      </w:r>
-      <w:proofErr w:type="gramEnd"/>
-      <w:r>
-        <w:rPr>
-          <w:rFonts w:ascii="Times New Roman" w:hAnsi="Times New Roman" w:cs="Times New Roman"/>
-          <w:sz w:val="24"/>
-          <w:szCs w:val="24"/>
-        </w:rPr>
-        <w:t xml:space="preserve"> товаров </w:t>
+        <w:t xml:space="preserve">заказанных товаров </w:t>
       </w:r>
       <w:proofErr w:type="spellStart"/>
       <w:r>
@@ -5253,25 +5070,7 @@
           <w:sz w:val="24"/>
           <w:szCs w:val="24"/>
         </w:rPr>
-        <w:t xml:space="preserve"> (тип </w:t>
-      </w:r>
-      <w:proofErr w:type="gramStart"/>
-      <w:r>
-        <w:rPr>
-          <w:rFonts w:ascii="Times New Roman" w:hAnsi="Times New Roman" w:cs="Times New Roman"/>
-          <w:sz w:val="24"/>
-          <w:szCs w:val="24"/>
-        </w:rPr>
-        <w:t>NUMERIC(</w:t>
-      </w:r>
-      <w:proofErr w:type="gramEnd"/>
-      <w:r>
-        <w:rPr>
-          <w:rFonts w:ascii="Times New Roman" w:hAnsi="Times New Roman" w:cs="Times New Roman"/>
-          <w:sz w:val="24"/>
-          <w:szCs w:val="24"/>
-        </w:rPr>
-        <w:t>5,2)), которое будет хранить процент скидки для каждого товара в заказе.</w:t>
+        <w:t xml:space="preserve"> (тип NUMERIC(5,2)), которое будет хранить процент скидки для каждого товара в заказе.</w:t>
       </w:r>
     </w:p>
     <w:p>
@@ -5792,27 +5591,7 @@
           <w:szCs w:val="24"/>
           <w:lang w:val="en-US"/>
         </w:rPr>
-        <w:t xml:space="preserve">: </w:t>
-      </w:r>
-      <w:proofErr w:type="gramStart"/>
-      <w:r>
-        <w:rPr>
-          <w:rFonts w:ascii="Times New Roman" w:hAnsi="Times New Roman" w:cs="Times New Roman"/>
-          <w:sz w:val="24"/>
-          <w:szCs w:val="24"/>
-          <w:lang w:val="en-US"/>
-        </w:rPr>
-        <w:t>VARCHAR(</w:t>
-      </w:r>
-      <w:proofErr w:type="gramEnd"/>
-      <w:r>
-        <w:rPr>
-          <w:rFonts w:ascii="Times New Roman" w:hAnsi="Times New Roman" w:cs="Times New Roman"/>
-          <w:sz w:val="24"/>
-          <w:szCs w:val="24"/>
-          <w:lang w:val="en-US"/>
-        </w:rPr>
-        <w:t>50))</w:t>
+        <w:t>: VARCHAR(50))</w:t>
       </w:r>
     </w:p>
     <w:p>
@@ -5844,25 +5623,7 @@
           <w:sz w:val="24"/>
           <w:szCs w:val="24"/>
         </w:rPr>
-        <w:t xml:space="preserve"> — текущий остаток на карте (тип: </w:t>
-      </w:r>
-      <w:proofErr w:type="gramStart"/>
-      <w:r>
-        <w:rPr>
-          <w:rFonts w:ascii="Times New Roman" w:hAnsi="Times New Roman" w:cs="Times New Roman"/>
-          <w:sz w:val="24"/>
-          <w:szCs w:val="24"/>
-        </w:rPr>
-        <w:t>NUMERIC(</w:t>
-      </w:r>
-      <w:proofErr w:type="gramEnd"/>
-      <w:r>
-        <w:rPr>
-          <w:rFonts w:ascii="Times New Roman" w:hAnsi="Times New Roman" w:cs="Times New Roman"/>
-          <w:sz w:val="24"/>
-          <w:szCs w:val="24"/>
-        </w:rPr>
-        <w:t>8,2))</w:t>
+        <w:t xml:space="preserve"> — текущий остаток на карте (тип: NUMERIC(8,2))</w:t>
       </w:r>
     </w:p>
     <w:p>
@@ -7942,31 +7703,7 @@
           <w:lang w:eastAsia="ru-RU"/>
           <w14:ligatures w14:val="none"/>
         </w:rPr>
-        <w:t xml:space="preserve">, что подразумевает, что каждый элемент </w:t>
-      </w:r>
-      <w:proofErr w:type="gramStart"/>
-      <w:r>
-        <w:rPr>
-          <w:rFonts w:ascii="Times New Roman" w:eastAsia="Times New Roman" w:hAnsi="Times New Roman" w:cs="Times New Roman"/>
-          <w:kern w:val="0"/>
-          <w:sz w:val="24"/>
-          <w:szCs w:val="24"/>
-          <w:lang w:eastAsia="ru-RU"/>
-          <w14:ligatures w14:val="none"/>
-        </w:rPr>
-        <w:t>( аренда</w:t>
-      </w:r>
-      <w:proofErr w:type="gramEnd"/>
-      <w:r>
-        <w:rPr>
-          <w:rFonts w:ascii="Times New Roman" w:eastAsia="Times New Roman" w:hAnsi="Times New Roman" w:cs="Times New Roman"/>
-          <w:kern w:val="0"/>
-          <w:sz w:val="24"/>
-          <w:szCs w:val="24"/>
-          <w:lang w:eastAsia="ru-RU"/>
-          <w14:ligatures w14:val="none"/>
-        </w:rPr>
-        <w:t xml:space="preserve"> и подписка) будет как-то привязан к продукту. Однако, по моему мнению, это добавляет излишнюю сложность в схему и создает неясности в будущем.</w:t>
+        <w:t>, что подразумевает, что каждый элемент ( аренда и подписка) будет как-то привязан к продукту. Однако, по моему мнению, это добавляет излишнюю сложность в схему и создает неясности в будущем.</w:t>
       </w:r>
     </w:p>
     <w:p>
@@ -10175,6 +9912,494 @@
         <w:br/>
         <w:t>Пока предварительно соберу идеи по отслеживанию метрик — чтобы быстрее запустить работу, когда дадите зелёный свет.</w:t>
       </w:r>
+    </w:p>
+    <w:p>
+      <w:pPr>
+        <w:spacing w:after="0"/>
+        <w:rPr>
+          <w:rFonts w:ascii="Times New Roman" w:hAnsi="Times New Roman" w:cs="Times New Roman"/>
+          <w:sz w:val="24"/>
+          <w:szCs w:val="24"/>
+        </w:rPr>
+      </w:pPr>
+    </w:p>
+    <w:p>
+      <w:pPr>
+        <w:spacing w:after="0"/>
+        <w:rPr>
+          <w:rFonts w:ascii="Times New Roman" w:hAnsi="Times New Roman" w:cs="Times New Roman"/>
+          <w:sz w:val="24"/>
+          <w:szCs w:val="24"/>
+        </w:rPr>
+      </w:pPr>
+      <w:r>
+        <w:rPr>
+          <w:rFonts w:ascii="Times New Roman" w:hAnsi="Times New Roman" w:cs="Times New Roman"/>
+          <w:sz w:val="24"/>
+          <w:szCs w:val="24"/>
+        </w:rPr>
+        <w:t>Я:</w:t>
+      </w:r>
+    </w:p>
+    <w:p>
+      <w:pPr>
+        <w:spacing w:after="0"/>
+        <w:rPr>
+          <w:rFonts w:ascii="Times New Roman" w:hAnsi="Times New Roman" w:cs="Times New Roman"/>
+          <w:sz w:val="24"/>
+          <w:szCs w:val="24"/>
+        </w:rPr>
+      </w:pPr>
+      <w:r>
+        <w:rPr>
+          <w:rFonts w:ascii="Times New Roman" w:hAnsi="Times New Roman" w:cs="Times New Roman"/>
+          <w:sz w:val="24"/>
+          <w:szCs w:val="24"/>
+        </w:rPr>
+        <w:t>Здравствуйте Артем Владимирович!</w:t>
+      </w:r>
+    </w:p>
+    <w:p>
+      <w:pPr>
+        <w:spacing w:after="0"/>
+        <w:rPr>
+          <w:rFonts w:ascii="Times New Roman" w:hAnsi="Times New Roman" w:cs="Times New Roman"/>
+          <w:sz w:val="24"/>
+          <w:szCs w:val="24"/>
+        </w:rPr>
+      </w:pPr>
+      <w:r>
+        <w:rPr>
+          <w:rFonts w:ascii="Times New Roman" w:hAnsi="Times New Roman" w:cs="Times New Roman"/>
+          <w:sz w:val="24"/>
+          <w:szCs w:val="24"/>
+        </w:rPr>
+        <w:t xml:space="preserve">Для визуализации </w:t>
+      </w:r>
+      <w:r>
+        <w:rPr>
+          <w:rFonts w:ascii="Times New Roman" w:hAnsi="Times New Roman" w:cs="Times New Roman"/>
+          <w:sz w:val="24"/>
+          <w:szCs w:val="24"/>
+        </w:rPr>
+        <w:t xml:space="preserve">предлагаю </w:t>
+      </w:r>
+      <w:r>
+        <w:rPr>
+          <w:rFonts w:ascii="Times New Roman" w:hAnsi="Times New Roman" w:cs="Times New Roman"/>
+          <w:sz w:val="24"/>
+          <w:szCs w:val="24"/>
+        </w:rPr>
+        <w:t>следующие</w:t>
+      </w:r>
+      <w:r>
+        <w:rPr>
+          <w:rFonts w:ascii="Times New Roman" w:hAnsi="Times New Roman" w:cs="Times New Roman"/>
+          <w:sz w:val="24"/>
+          <w:szCs w:val="24"/>
+        </w:rPr>
+        <w:t xml:space="preserve"> графики</w:t>
+      </w:r>
+      <w:r>
+        <w:rPr>
+          <w:rFonts w:ascii="Times New Roman" w:hAnsi="Times New Roman" w:cs="Times New Roman"/>
+          <w:sz w:val="24"/>
+          <w:szCs w:val="24"/>
+        </w:rPr>
+        <w:t>:</w:t>
+      </w:r>
+    </w:p>
+    <w:p>
+      <w:pPr>
+        <w:spacing w:after="0"/>
+        <w:rPr>
+          <w:rFonts w:ascii="Times New Roman" w:hAnsi="Times New Roman" w:cs="Times New Roman"/>
+          <w:sz w:val="24"/>
+          <w:szCs w:val="24"/>
+        </w:rPr>
+      </w:pPr>
+    </w:p>
+    <w:p>
+      <w:pPr>
+        <w:spacing w:after="0"/>
+        <w:rPr>
+          <w:rFonts w:ascii="Times New Roman" w:hAnsi="Times New Roman" w:cs="Times New Roman"/>
+          <w:sz w:val="24"/>
+          <w:szCs w:val="24"/>
+        </w:rPr>
+      </w:pPr>
+      <w:r>
+        <w:rPr>
+          <w:rFonts w:ascii="Times New Roman" w:hAnsi="Times New Roman" w:cs="Times New Roman"/>
+          <w:sz w:val="24"/>
+          <w:szCs w:val="24"/>
+        </w:rPr>
+        <w:t>1. Общая динамика продаж по месяцам</w:t>
+      </w:r>
+    </w:p>
+    <w:p>
+      <w:pPr>
+        <w:spacing w:after="0"/>
+        <w:rPr>
+          <w:rFonts w:ascii="Times New Roman" w:hAnsi="Times New Roman" w:cs="Times New Roman"/>
+          <w:sz w:val="24"/>
+          <w:szCs w:val="24"/>
+        </w:rPr>
+      </w:pPr>
+      <w:r>
+        <w:rPr>
+          <w:rFonts w:ascii="Times New Roman" w:hAnsi="Times New Roman" w:cs="Times New Roman"/>
+          <w:sz w:val="24"/>
+          <w:szCs w:val="24"/>
+        </w:rPr>
+        <w:t xml:space="preserve">— Суммарные продажи всех клиентов и товаров — чтобы видеть общий тренд </w:t>
+      </w:r>
+    </w:p>
+    <w:p>
+      <w:pPr>
+        <w:spacing w:after="0"/>
+        <w:rPr>
+          <w:rFonts w:ascii="Times New Roman" w:hAnsi="Times New Roman" w:cs="Times New Roman"/>
+          <w:sz w:val="24"/>
+          <w:szCs w:val="24"/>
+        </w:rPr>
+      </w:pPr>
+    </w:p>
+    <w:p>
+      <w:pPr>
+        <w:spacing w:after="0"/>
+        <w:rPr>
+          <w:rFonts w:ascii="Times New Roman" w:hAnsi="Times New Roman" w:cs="Times New Roman"/>
+          <w:sz w:val="24"/>
+          <w:szCs w:val="24"/>
+        </w:rPr>
+      </w:pPr>
+      <w:r>
+        <w:rPr>
+          <w:rFonts w:ascii="Times New Roman" w:hAnsi="Times New Roman" w:cs="Times New Roman"/>
+          <w:sz w:val="24"/>
+          <w:szCs w:val="24"/>
+        </w:rPr>
+        <w:t>2.</w:t>
+      </w:r>
+      <w:r>
+        <w:rPr>
+          <w:rFonts w:ascii="Times New Roman" w:hAnsi="Times New Roman" w:cs="Times New Roman"/>
+          <w:sz w:val="24"/>
+          <w:szCs w:val="24"/>
+        </w:rPr>
+        <w:t xml:space="preserve"> </w:t>
+      </w:r>
+      <w:r>
+        <w:rPr>
+          <w:rFonts w:ascii="Times New Roman" w:hAnsi="Times New Roman" w:cs="Times New Roman"/>
+          <w:sz w:val="24"/>
+          <w:szCs w:val="24"/>
+        </w:rPr>
+        <w:t>Динамика покупок клиентов по месяцам после активации карт</w:t>
+      </w:r>
+    </w:p>
+    <w:p>
+      <w:pPr>
+        <w:spacing w:after="0"/>
+        <w:rPr>
+          <w:rFonts w:ascii="Times New Roman" w:hAnsi="Times New Roman" w:cs="Times New Roman"/>
+          <w:sz w:val="24"/>
+          <w:szCs w:val="24"/>
+        </w:rPr>
+      </w:pPr>
+      <w:r>
+        <w:rPr>
+          <w:rFonts w:ascii="Times New Roman" w:hAnsi="Times New Roman" w:cs="Times New Roman"/>
+          <w:sz w:val="24"/>
+          <w:szCs w:val="24"/>
+        </w:rPr>
+        <w:t xml:space="preserve">— </w:t>
+      </w:r>
+      <w:r>
+        <w:rPr>
+          <w:rFonts w:ascii="Times New Roman" w:hAnsi="Times New Roman" w:cs="Times New Roman"/>
+          <w:sz w:val="24"/>
+          <w:szCs w:val="24"/>
+        </w:rPr>
+        <w:t xml:space="preserve">Увидите, </w:t>
+      </w:r>
+      <w:r>
+        <w:rPr>
+          <w:rFonts w:ascii="Times New Roman" w:hAnsi="Times New Roman" w:cs="Times New Roman"/>
+          <w:sz w:val="24"/>
+          <w:szCs w:val="24"/>
+        </w:rPr>
+        <w:t xml:space="preserve"> как клиенты (VIP и обычные) покупали на протяжении года после розыгрыша.</w:t>
+      </w:r>
+    </w:p>
+    <w:p>
+      <w:pPr>
+        <w:spacing w:after="0"/>
+        <w:rPr>
+          <w:rFonts w:ascii="Times New Roman" w:hAnsi="Times New Roman" w:cs="Times New Roman"/>
+          <w:sz w:val="24"/>
+          <w:szCs w:val="24"/>
+        </w:rPr>
+      </w:pPr>
+      <w:r>
+        <w:rPr>
+          <w:rFonts w:ascii="Times New Roman" w:hAnsi="Times New Roman" w:cs="Times New Roman"/>
+          <w:sz w:val="24"/>
+          <w:szCs w:val="24"/>
+        </w:rPr>
+        <w:t>— Можно сделать фильтр по сегменту клиента.</w:t>
+      </w:r>
+    </w:p>
+    <w:p>
+      <w:pPr>
+        <w:spacing w:after="0"/>
+        <w:rPr>
+          <w:rFonts w:ascii="Times New Roman" w:hAnsi="Times New Roman" w:cs="Times New Roman"/>
+          <w:sz w:val="24"/>
+          <w:szCs w:val="24"/>
+        </w:rPr>
+      </w:pPr>
+    </w:p>
+    <w:p>
+      <w:pPr>
+        <w:spacing w:after="0"/>
+        <w:rPr>
+          <w:rFonts w:ascii="Times New Roman" w:hAnsi="Times New Roman" w:cs="Times New Roman"/>
+          <w:sz w:val="24"/>
+          <w:szCs w:val="24"/>
+        </w:rPr>
+      </w:pPr>
+      <w:r>
+        <w:rPr>
+          <w:rFonts w:ascii="Times New Roman" w:hAnsi="Times New Roman" w:cs="Times New Roman"/>
+          <w:sz w:val="24"/>
+          <w:szCs w:val="24"/>
+        </w:rPr>
+        <w:t>3. Распределение покупателей по VIP и обычным клиентам</w:t>
+      </w:r>
+    </w:p>
+    <w:p>
+      <w:pPr>
+        <w:spacing w:after="0"/>
+        <w:rPr>
+          <w:rFonts w:ascii="Times New Roman" w:hAnsi="Times New Roman" w:cs="Times New Roman"/>
+          <w:sz w:val="24"/>
+          <w:szCs w:val="24"/>
+        </w:rPr>
+      </w:pPr>
+      <w:r>
+        <w:rPr>
+          <w:rFonts w:ascii="Times New Roman" w:hAnsi="Times New Roman" w:cs="Times New Roman"/>
+          <w:sz w:val="24"/>
+          <w:szCs w:val="24"/>
+        </w:rPr>
+        <w:t>— Количество клиентов и доля продаж по сегментам.</w:t>
+      </w:r>
+    </w:p>
+    <w:p>
+      <w:pPr>
+        <w:spacing w:after="0"/>
+        <w:rPr>
+          <w:rFonts w:ascii="Times New Roman" w:hAnsi="Times New Roman" w:cs="Times New Roman"/>
+          <w:sz w:val="24"/>
+          <w:szCs w:val="24"/>
+        </w:rPr>
+      </w:pPr>
+    </w:p>
+    <w:p>
+      <w:pPr>
+        <w:spacing w:after="0"/>
+        <w:rPr>
+          <w:rFonts w:ascii="Times New Roman" w:hAnsi="Times New Roman" w:cs="Times New Roman"/>
+          <w:sz w:val="24"/>
+          <w:szCs w:val="24"/>
+        </w:rPr>
+      </w:pPr>
+      <w:r>
+        <w:rPr>
+          <w:rFonts w:ascii="Times New Roman" w:hAnsi="Times New Roman" w:cs="Times New Roman"/>
+          <w:sz w:val="24"/>
+          <w:szCs w:val="24"/>
+        </w:rPr>
+        <w:t>4. Использование подарочных карт: объем потраченных средств по месяцам</w:t>
+      </w:r>
+    </w:p>
+    <w:p>
+      <w:pPr>
+        <w:spacing w:after="0"/>
+        <w:rPr>
+          <w:rFonts w:ascii="Times New Roman" w:hAnsi="Times New Roman" w:cs="Times New Roman"/>
+          <w:sz w:val="24"/>
+          <w:szCs w:val="24"/>
+        </w:rPr>
+      </w:pPr>
+      <w:r>
+        <w:rPr>
+          <w:rFonts w:ascii="Times New Roman" w:hAnsi="Times New Roman" w:cs="Times New Roman"/>
+          <w:sz w:val="24"/>
+          <w:szCs w:val="24"/>
+        </w:rPr>
+        <w:t>— Как активно использовались карты после активации.</w:t>
+      </w:r>
+    </w:p>
+    <w:p>
+      <w:pPr>
+        <w:spacing w:after="0"/>
+        <w:rPr>
+          <w:rFonts w:ascii="Times New Roman" w:hAnsi="Times New Roman" w:cs="Times New Roman"/>
+          <w:sz w:val="24"/>
+          <w:szCs w:val="24"/>
+        </w:rPr>
+      </w:pPr>
+    </w:p>
+    <w:p>
+      <w:pPr>
+        <w:spacing w:after="0"/>
+        <w:rPr>
+          <w:rFonts w:ascii="Times New Roman" w:hAnsi="Times New Roman" w:cs="Times New Roman"/>
+          <w:sz w:val="24"/>
+          <w:szCs w:val="24"/>
+        </w:rPr>
+      </w:pPr>
+      <w:r>
+        <w:rPr>
+          <w:rFonts w:ascii="Times New Roman" w:hAnsi="Times New Roman" w:cs="Times New Roman"/>
+          <w:sz w:val="24"/>
+          <w:szCs w:val="24"/>
+        </w:rPr>
+        <w:t>5. Топ-4 товаров по продажам с разбивкой по месяцам</w:t>
+      </w:r>
+    </w:p>
+    <w:p>
+      <w:pPr>
+        <w:spacing w:after="0"/>
+        <w:rPr>
+          <w:rFonts w:ascii="Times New Roman" w:hAnsi="Times New Roman" w:cs="Times New Roman"/>
+          <w:sz w:val="24"/>
+          <w:szCs w:val="24"/>
+        </w:rPr>
+      </w:pPr>
+      <w:r>
+        <w:rPr>
+          <w:rFonts w:ascii="Times New Roman" w:hAnsi="Times New Roman" w:cs="Times New Roman"/>
+          <w:sz w:val="24"/>
+          <w:szCs w:val="24"/>
+        </w:rPr>
+        <w:t>— Сравнение спроса на товары и тренды.</w:t>
+      </w:r>
+    </w:p>
+    <w:p>
+      <w:pPr>
+        <w:spacing w:after="0"/>
+        <w:rPr>
+          <w:rFonts w:ascii="Times New Roman" w:hAnsi="Times New Roman" w:cs="Times New Roman"/>
+          <w:sz w:val="24"/>
+          <w:szCs w:val="24"/>
+        </w:rPr>
+      </w:pPr>
+    </w:p>
+    <w:p>
+      <w:pPr>
+        <w:spacing w:after="0"/>
+        <w:rPr>
+          <w:rFonts w:ascii="Times New Roman" w:hAnsi="Times New Roman" w:cs="Times New Roman"/>
+          <w:sz w:val="24"/>
+          <w:szCs w:val="24"/>
+        </w:rPr>
+      </w:pPr>
+      <w:r>
+        <w:rPr>
+          <w:rFonts w:ascii="Times New Roman" w:hAnsi="Times New Roman" w:cs="Times New Roman"/>
+          <w:sz w:val="24"/>
+          <w:szCs w:val="24"/>
+        </w:rPr>
+        <w:t>6. Закупки у поставщиков: распределение по объему и поставщикам</w:t>
+      </w:r>
+    </w:p>
+    <w:p>
+      <w:pPr>
+        <w:spacing w:after="0"/>
+        <w:rPr>
+          <w:rFonts w:ascii="Times New Roman" w:hAnsi="Times New Roman" w:cs="Times New Roman"/>
+          <w:sz w:val="24"/>
+          <w:szCs w:val="24"/>
+        </w:rPr>
+      </w:pPr>
+      <w:r>
+        <w:rPr>
+          <w:rFonts w:ascii="Times New Roman" w:hAnsi="Times New Roman" w:cs="Times New Roman"/>
+          <w:sz w:val="24"/>
+          <w:szCs w:val="24"/>
+        </w:rPr>
+        <w:t>— Объем закупок по каждому поставщику.</w:t>
+      </w:r>
+    </w:p>
+    <w:p>
+      <w:pPr>
+        <w:spacing w:after="0"/>
+        <w:rPr>
+          <w:rFonts w:ascii="Times New Roman" w:hAnsi="Times New Roman" w:cs="Times New Roman"/>
+          <w:sz w:val="24"/>
+          <w:szCs w:val="24"/>
+        </w:rPr>
+      </w:pPr>
+    </w:p>
+    <w:p>
+      <w:pPr>
+        <w:spacing w:after="0"/>
+        <w:rPr>
+          <w:rFonts w:ascii="Times New Roman" w:hAnsi="Times New Roman" w:cs="Times New Roman"/>
+          <w:sz w:val="24"/>
+          <w:szCs w:val="24"/>
+        </w:rPr>
+      </w:pPr>
+      <w:r>
+        <w:rPr>
+          <w:rFonts w:ascii="Times New Roman" w:hAnsi="Times New Roman" w:cs="Times New Roman"/>
+          <w:sz w:val="24"/>
+          <w:szCs w:val="24"/>
+        </w:rPr>
+        <w:t>7. Клиентская лояльность: количество повторных покупок по сегментам</w:t>
+      </w:r>
+    </w:p>
+    <w:p>
+      <w:pPr>
+        <w:spacing w:after="0"/>
+        <w:rPr>
+          <w:rFonts w:ascii="Times New Roman" w:hAnsi="Times New Roman" w:cs="Times New Roman"/>
+          <w:sz w:val="24"/>
+          <w:szCs w:val="24"/>
+        </w:rPr>
+      </w:pPr>
+      <w:r>
+        <w:rPr>
+          <w:rFonts w:ascii="Times New Roman" w:hAnsi="Times New Roman" w:cs="Times New Roman"/>
+          <w:sz w:val="24"/>
+          <w:szCs w:val="24"/>
+        </w:rPr>
+        <w:t>— Как часто клиенты возвращаются за покупками.</w:t>
+      </w:r>
+    </w:p>
+    <w:p>
+      <w:pPr>
+        <w:spacing w:after="0"/>
+        <w:rPr>
+          <w:rFonts w:ascii="Times New Roman" w:hAnsi="Times New Roman" w:cs="Times New Roman"/>
+          <w:sz w:val="24"/>
+          <w:szCs w:val="24"/>
+        </w:rPr>
+      </w:pPr>
+    </w:p>
+    <w:p>
+      <w:pPr>
+        <w:spacing w:after="0"/>
+        <w:rPr>
+          <w:rFonts w:ascii="Times New Roman" w:hAnsi="Times New Roman" w:cs="Times New Roman"/>
+          <w:sz w:val="24"/>
+          <w:szCs w:val="24"/>
+        </w:rPr>
+      </w:pPr>
     </w:p>
     <w:sectPr>
       <w:pgSz w:w="11906" w:h="16838"/>
